--- a/courts/eighth-circuit/arkansas/state/supreme-court/petition-for-writ/usage/OUTPUT-petition-for-writ.docx
+++ b/courts/eighth-circuit/arkansas/state/supreme-court/petition-for-writ/usage/OUTPUT-petition-for-writ.docx
@@ -1105,7 +1105,7 @@
         <w:t xml:space="preserve"> </w:t>
       </w:r>
       <w:r>
-        <w:t xml:space="preserve">“intend to sponsor an initiative to appear on the November 2022 ballot but are presently unable to collect signatures for that initiative because they cannot comply with the statutory framework governing that process . . . .”</w:t>
+        <w:t xml:space="preserve">“intend to sponsor an initiative to appear on the November 2022 ballot but are presently unable to collect signatures for that initiative because they cannot comply with the statutory framework governing that process ⁠. ⁠. ⁠. ⁠.”</w:t>
       </w:r>
       <w:r>
         <w:t xml:space="preserve"> </w:t>
@@ -1630,7 +1630,7 @@
         <w:t xml:space="preserve"> </w:t>
       </w:r>
       <w:r>
-        <w:t xml:space="preserve">“specific facts in an affidavit or a verified complaint clearly show that immediate and irreparable injury . . . will result to the movant before the adverse party can be heard in opposition.”</w:t>
+        <w:t xml:space="preserve">“specific facts in an affidavit or a verified complaint clearly show that immediate and irreparable injury ⁠. ⁠. ⁠. will result to the movant before the adverse party can be heard in opposition.”</w:t>
       </w:r>
       <w:r>
         <w:t xml:space="preserve"> </w:t>
@@ -3282,6 +3282,33 @@
     <w:pPr>
       <w:spacing w:before="0" w:after="0" w:line="644" w:lineRule="exact"/>
       <w:ind w:left="2160" w:hanging="720"/>
+    </w:pPr>
+  </w:style>
+  <w:style w:type="paragraph" w:customStyle="1" w:styleId="XdQuoteList1">
+    <w:name w:val="Xd Quote List 1"/>
+    <w:basedOn w:val="Normal"/>
+    <w:qFormat/>
+    <w:pPr>
+      <w:spacing w:before="0" w:after="0" w:line="322" w:lineRule="exact"/>
+      <w:ind w:left="1440" w:right="720" w:hanging="720"/>
+    </w:pPr>
+  </w:style>
+  <w:style w:type="paragraph" w:customStyle="1" w:styleId="XdQuoteList2">
+    <w:name w:val="Xd Quote List 2"/>
+    <w:basedOn w:val="Normal"/>
+    <w:qFormat/>
+    <w:pPr>
+      <w:spacing w:before="0" w:after="0" w:line="322" w:lineRule="exact"/>
+      <w:ind w:left="2160" w:right="720" w:hanging="720"/>
+    </w:pPr>
+  </w:style>
+  <w:style w:type="paragraph" w:customStyle="1" w:styleId="XdQuoteList3">
+    <w:name w:val="Xd Quote List 3"/>
+    <w:basedOn w:val="Normal"/>
+    <w:qFormat/>
+    <w:pPr>
+      <w:spacing w:before="0" w:after="0" w:line="322" w:lineRule="exact"/>
+      <w:ind w:left="2880" w:right="720" w:hanging="720"/>
     </w:pPr>
   </w:style>
   <w:style w:type="paragraph" w:customStyle="1" w:styleId="XdTail">
